--- a/docs/manuals/金桥融通WMS货主业务员操作手册.docx
+++ b/docs/manuals/金桥融通WMS货主业务员操作手册.docx
@@ -1976,15 +1976,15 @@
       </w:pPr>
       <w:r>
         <w:rPr/>
-        <w:t>搜索商品名称、编码、</w:t>
-      </w:r>
-      <w:r>
-        <w:rPr/>
-        <w:t xml:space="preserve">SKU </w:t>
-      </w:r>
-      <w:r>
-        <w:rPr/>
-        <w:t xml:space="preserve">或条码，核对包装单位、基本数量、价格和所选仓库可用库存。 </w:t>
+        <w:t>搜索商品名称、货主商品编码、仓库</w:t>
+      </w:r>
+      <w:r>
+        <w:rPr/>
+        <w:t>SKU</w:t>
+      </w:r>
+      <w:r>
+        <w:rPr/>
+        <w:t xml:space="preserve">编码或条码，核对包装单位、基本数量、价格和所选仓库可用库存。 </w:t>
       </w:r>
     </w:p>
     <w:p>
@@ -4527,7 +4527,7 @@
       </w:pPr>
       <w:r>
         <w:rPr/>
-        <w:t xml:space="preserve">商品编码、批次、库位和数量： </w:t>
+        <w:t xml:space="preserve">货主商品编码、批次、库位和数量： </w:t>
       </w:r>
     </w:p>
     <w:p>

--- a/docs/manuals/金桥融通WMS货主业务员操作手册.docx
+++ b/docs/manuals/金桥融通WMS货主业务员操作手册.docx
@@ -2577,7 +2577,19 @@
       </w:pPr>
       <w:r>
         <w:rPr/>
-        <w:t xml:space="preserve">商品优先按“商家编码”匹配；未填编码时商品名称必须在本货主内唯一。导入价格采用系统当前商品默认价格并继续执行服务端价格规则。 </w:t>
+        <w:t>“</w:t>
+      </w:r>
+      <w:r>
+        <w:rPr/>
+        <w:t>商家编码”必须填写货主商品编码或当前有效的外部系统商品编码，不接受仓库</w:t>
+      </w:r>
+      <w:r>
+        <w:rPr/>
+        <w:t>SKU</w:t>
+      </w:r>
+      <w:r>
+        <w:rPr/>
+        <w:t xml:space="preserve">编码或条码；未填编码时商品名称必须在本货主内唯一。填写了错误编码时不会回退商品名称。导入价格采用系统当前商品默认价格并继续执行服务端价格规则。 </w:t>
       </w:r>
     </w:p>
     <w:p>
